--- a/Etapa Construcción - Iteración 3/Diseño/Especificacion CU04 Modificar Perfil- Kairos - NexTech.docx
+++ b/Etapa Construcción - Iteración 3/Diseño/Especificacion CU04 Modificar Perfil- Kairos - NexTech.docx
@@ -1400,7 +1400,7 @@
     </w:p>
     <w:sdt>
       <w:sdtPr>
-        <w:id w:val="2014348914"/>
+        <w:id w:val="-2057136293"/>
         <w:docPartObj>
           <w:docPartGallery w:val="Table of Contents"/>
           <w:docPartUnique w:val="1"/>
@@ -2149,7 +2149,7 @@
     <w:sdt>
       <w:sdtPr>
         <w:lock w:val="contentLocked"/>
-        <w:id w:val="-910595189"/>
+        <w:id w:val="-654193824"/>
         <w:tag w:val="goog_rdk_0"/>
       </w:sdtPr>
       <w:sdtContent>
@@ -2928,7 +2928,21 @@
                   <w:rPr>
                     <w:rtl w:val="0"/>
                   </w:rPr>
-                  <w:t xml:space="preserve"> solicita validar y guardar los cambios a la BDD. La BDD valida los datos y los guarda, y posteriormente envía un mensaje de éxito a la </w:t>
+                  <w:t xml:space="preserve"> solicita a la BDD guardar los cambios.</w:t>
+                </w:r>
+              </w:p>
+              <w:p>
+                <w:pPr>
+                  <w:widowControl w:val="0"/>
+                  <w:spacing w:before="0" w:line="240" w:lineRule="auto"/>
+                  <w:ind w:left="0"/>
+                  <w:rPr/>
+                </w:pPr>
+                <w:r>
+                  <w:rPr>
+                    <w:rtl w:val="0"/>
+                  </w:rPr>
+                  <w:t xml:space="preserve">La BDD guarda la información y devuelve confirmación de éxito a la </w:t>
                 </w:r>
                 <w:r>
                   <w:rPr>
